--- a/docs/docx/SAP_Finance_360_Documentation_Handbook.docx
+++ b/docs/docx/SAP_Finance_360_Documentation_Handbook.docx
@@ -2495,7 +2495,25 @@
           <w:i w:val="0"/>
           <w:sz w:val="20"/>
         </w:rPr>
-        <w:t xml:space="preserve">The React application's Cortex Analyst page reads </w:t>
+        <w:t xml:space="preserve">The React application's </w:t>
+      </w:r>
+      <w:r>
+        <w:rPr>
+          <w:rFonts w:ascii="Consolas" w:hAnsi="Consolas"/>
+          <w:b w:val="0"/>
+          <w:i w:val="0"/>
+          <w:color w:val="1B5E8C"/>
+          <w:sz w:val="19"/>
+        </w:rPr>
+        <w:t>/api/analyst</w:t>
+      </w:r>
+      <w:r>
+        <w:rPr>
+          <w:b w:val="0"/>
+          <w:i w:val="0"/>
+          <w:sz w:val="20"/>
+        </w:rPr>
+        <w:t xml:space="preserve"> server route (no longer an in-app page) reads </w:t>
       </w:r>
       <w:r>
         <w:rPr>
@@ -6083,15 +6101,33 @@
           <w:i w:val="0"/>
           <w:sz w:val="20"/>
         </w:rPr>
-        <w:t>The app's Cortex Analyst page reads this stage file.</w:t>
-      </w:r>
-      <w:r>
-        <w:rPr>
-          <w:b w:val="0"/>
-          <w:i w:val="0"/>
-          <w:sz w:val="20"/>
-        </w:rPr>
-        <w:t xml:space="preserve"> It does not read </w:t>
+        <w:t xml:space="preserve">The app's </w:t>
+      </w:r>
+      <w:r>
+        <w:rPr>
+          <w:rFonts w:ascii="Consolas" w:hAnsi="Consolas"/>
+          <w:b/>
+          <w:i w:val="0"/>
+          <w:color w:val="1B5E8C"/>
+          <w:sz w:val="19"/>
+        </w:rPr>
+        <w:t>/api/analyst</w:t>
+      </w:r>
+      <w:r>
+        <w:rPr>
+          <w:b/>
+          <w:i w:val="0"/>
+          <w:sz w:val="20"/>
+        </w:rPr>
+        <w:t xml:space="preserve"> route reads this stage file</w:t>
+      </w:r>
+      <w:r>
+        <w:rPr>
+          <w:b w:val="0"/>
+          <w:i w:val="0"/>
+          <w:sz w:val="20"/>
+        </w:rPr>
+        <w:t xml:space="preserve"> (it has had no in-app page since the nav change). It does not read </w:t>
       </w:r>
       <w:r>
         <w:rPr>
@@ -6679,7 +6715,7 @@
                 <w:b w:val="0"/>
                 <w:sz w:val="17"/>
               </w:rPr>
-              <w:t>Executive Overview</w:t>
+              <w:t>Ask Cortex</w:t>
             </w:r>
           </w:p>
         </w:tc>
@@ -6722,7 +6758,7 @@
                 <w:b w:val="0"/>
                 <w:sz w:val="17"/>
               </w:rPr>
-              <w:t>General Ledger</w:t>
+              <w:t>Executive Dashboard (the app opens here)</w:t>
             </w:r>
           </w:p>
         </w:tc>
@@ -6763,7 +6799,7 @@
                 <w:b w:val="0"/>
                 <w:sz w:val="17"/>
               </w:rPr>
-              <w:t>Cost Centers</w:t>
+              <w:t>General Ledger</w:t>
             </w:r>
           </w:p>
         </w:tc>
@@ -6806,7 +6842,7 @@
                 <w:b w:val="0"/>
                 <w:sz w:val="17"/>
               </w:rPr>
-              <w:t>Profit Centers</w:t>
+              <w:t>Cost Centers</w:t>
             </w:r>
           </w:p>
         </w:tc>
@@ -6847,7 +6883,7 @@
                 <w:b w:val="0"/>
                 <w:sz w:val="17"/>
               </w:rPr>
-              <w:t>Accounts Payable</w:t>
+              <w:t>Profit Centers</w:t>
             </w:r>
           </w:p>
         </w:tc>
@@ -6890,7 +6926,7 @@
                 <w:b w:val="0"/>
                 <w:sz w:val="17"/>
               </w:rPr>
-              <w:t>Accounts Receivable</w:t>
+              <w:t>Accounts Payable</w:t>
             </w:r>
           </w:p>
         </w:tc>
@@ -6931,7 +6967,7 @@
                 <w:b w:val="0"/>
                 <w:sz w:val="17"/>
               </w:rPr>
-              <w:t>Period Analysis</w:t>
+              <w:t>Accounts Receivable</w:t>
             </w:r>
           </w:p>
         </w:tc>
@@ -6974,7 +7010,7 @@
                 <w:b w:val="0"/>
                 <w:sz w:val="17"/>
               </w:rPr>
-              <w:t>BDC Data Products</w:t>
+              <w:t>Period Analysis</w:t>
             </w:r>
           </w:p>
         </w:tc>
@@ -7015,7 +7051,7 @@
                 <w:b w:val="0"/>
                 <w:sz w:val="17"/>
               </w:rPr>
-              <w:t>Cortex Analyst</w:t>
+              <w:t>BDC Sources &amp; Lineage</w:t>
             </w:r>
           </w:p>
         </w:tc>
@@ -7036,7 +7072,43 @@
           <w:i w:val="0"/>
           <w:sz w:val="20"/>
         </w:rPr>
-        <w:t>Pages 1–7 are conventional dashboards. Page 8 exists to make the zero-copy claim visible — it shows the shares themselves. Page 9 is the natural-language surface over the stage model.</w:t>
+        <w:t>Page 1 is the natural-language surface (</w:t>
+      </w:r>
+      <w:r>
+        <w:rPr>
+          <w:rFonts w:ascii="Consolas" w:hAnsi="Consolas"/>
+          <w:b w:val="0"/>
+          <w:i w:val="0"/>
+          <w:color w:val="1B5E8C"/>
+          <w:sz w:val="19"/>
+        </w:rPr>
+        <w:t>AI_COMPLETE</w:t>
+      </w:r>
+      <w:r>
+        <w:rPr>
+          <w:b w:val="0"/>
+          <w:i w:val="0"/>
+          <w:sz w:val="20"/>
+        </w:rPr>
+        <w:t xml:space="preserve"> over per-page SQL facts). Pages 2–8 are conventional dashboards. Page 9 exists to make the zero-copy claim visible — it shows the shares themselves. The former Cortex Analyst page was removed; the </w:t>
+      </w:r>
+      <w:r>
+        <w:rPr>
+          <w:rFonts w:ascii="Consolas" w:hAnsi="Consolas"/>
+          <w:b w:val="0"/>
+          <w:i w:val="0"/>
+          <w:color w:val="1B5E8C"/>
+          <w:sz w:val="19"/>
+        </w:rPr>
+        <w:t>SAP_FINANCE_360_AGENT</w:t>
+      </w:r>
+      <w:r>
+        <w:rPr>
+          <w:b w:val="0"/>
+          <w:i w:val="0"/>
+          <w:sz w:val="20"/>
+        </w:rPr>
+        <w:t xml:space="preserve"> is used from Snowflake Intelligence.</w:t>
       </w:r>
     </w:p>
     <w:p>
@@ -9880,7 +9952,25 @@
           <w:i w:val="0"/>
           <w:sz w:val="20"/>
         </w:rPr>
-        <w:t>The agent is a separate consumer from the app. Confirming the agent answers correctly does not confirm the app will, because the app's Cortex Analyst page goes to the stage model.</w:t>
+        <w:t xml:space="preserve">The agent is a separate consumer from the app. Confirming the agent answers correctly does not confirm the app's </w:t>
+      </w:r>
+      <w:r>
+        <w:rPr>
+          <w:rFonts w:ascii="Consolas" w:hAnsi="Consolas"/>
+          <w:b w:val="0"/>
+          <w:i w:val="0"/>
+          <w:color w:val="1B5E8C"/>
+          <w:sz w:val="19"/>
+        </w:rPr>
+        <w:t>/api/analyst</w:t>
+      </w:r>
+      <w:r>
+        <w:rPr>
+          <w:b w:val="0"/>
+          <w:i w:val="0"/>
+          <w:sz w:val="20"/>
+        </w:rPr>
+        <w:t xml:space="preserve"> route will, because that route goes to the stage model. (The route has no in-app page since the nav change.)</w:t>
       </w:r>
     </w:p>
     <w:p>
@@ -10106,7 +10196,7 @@
           <w:i w:val="0"/>
           <w:sz w:val="20"/>
         </w:rPr>
-        <w:t>Build the nine pages in the order they appear in the sidebar. The Cortex Analyst page goes last, because it depends on step 5 rather than on any page above it.</w:t>
+        <w:t>Build the nine pages in the order they appear in the sidebar: Ask Cortex first, then Executive Dashboard (the page the app opens on), then the data pages.</w:t>
       </w:r>
     </w:p>
     <w:p>
@@ -10309,7 +10399,7 @@
                 <w:color w:val="1B5E8C"/>
                 <w:sz w:val="16"/>
               </w:rPr>
-              <w:t>00_overview.png</w:t>
+              <w:t>00_ask-cortex.png</w:t>
             </w:r>
           </w:p>
         </w:tc>
@@ -10327,7 +10417,7 @@
                 <w:b w:val="0"/>
                 <w:sz w:val="17"/>
               </w:rPr>
-              <w:t>Executive Overview</w:t>
+              <w:t>Ask Cortex</w:t>
             </w:r>
           </w:p>
         </w:tc>
@@ -10347,7 +10437,7 @@
                 <w:color w:val="1B5E8C"/>
                 <w:sz w:val="16"/>
               </w:rPr>
-              <w:t>canvas</w:t>
+              <w:t>[class*=card]</w:t>
             </w:r>
           </w:p>
         </w:tc>
@@ -10373,7 +10463,7 @@
                 <w:color w:val="1B5E8C"/>
                 <w:sz w:val="16"/>
               </w:rPr>
-              <w:t>01_general-ledger.png</w:t>
+              <w:t>01_overview.png</w:t>
             </w:r>
           </w:p>
         </w:tc>
@@ -10392,7 +10482,7 @@
                 <w:b w:val="0"/>
                 <w:sz w:val="17"/>
               </w:rPr>
-              <w:t>General Ledger</w:t>
+              <w:t>Executive Dashboard</w:t>
             </w:r>
           </w:p>
         </w:tc>
@@ -10438,7 +10528,7 @@
                 <w:color w:val="1B5E8C"/>
                 <w:sz w:val="16"/>
               </w:rPr>
-              <w:t>02_cost-centers.png</w:t>
+              <w:t>02_general-ledger.png</w:t>
             </w:r>
           </w:p>
         </w:tc>
@@ -10456,7 +10546,7 @@
                 <w:b w:val="0"/>
                 <w:sz w:val="17"/>
               </w:rPr>
-              <w:t>Cost Centers</w:t>
+              <w:t>General Ledger</w:t>
             </w:r>
           </w:p>
         </w:tc>
@@ -10502,7 +10592,7 @@
                 <w:color w:val="1B5E8C"/>
                 <w:sz w:val="16"/>
               </w:rPr>
-              <w:t>03_profit-centers.png</w:t>
+              <w:t>03_cost-centers.png</w:t>
             </w:r>
           </w:p>
         </w:tc>
@@ -10521,7 +10611,7 @@
                 <w:b w:val="0"/>
                 <w:sz w:val="17"/>
               </w:rPr>
-              <w:t>Profit Centers</w:t>
+              <w:t>Cost Centers</w:t>
             </w:r>
           </w:p>
         </w:tc>
@@ -10567,7 +10657,7 @@
                 <w:color w:val="1B5E8C"/>
                 <w:sz w:val="16"/>
               </w:rPr>
-              <w:t>04_accounts-payable.png</w:t>
+              <w:t>04_profit-centers.png</w:t>
             </w:r>
           </w:p>
         </w:tc>
@@ -10585,7 +10675,7 @@
                 <w:b w:val="0"/>
                 <w:sz w:val="17"/>
               </w:rPr>
-              <w:t>Accounts Payable</w:t>
+              <w:t>Profit Centers</w:t>
             </w:r>
           </w:p>
         </w:tc>
@@ -10631,7 +10721,7 @@
                 <w:color w:val="1B5E8C"/>
                 <w:sz w:val="16"/>
               </w:rPr>
-              <w:t>05_accounts-receivable.png</w:t>
+              <w:t>05_accounts-payable.png</w:t>
             </w:r>
           </w:p>
         </w:tc>
@@ -10650,7 +10740,7 @@
                 <w:b w:val="0"/>
                 <w:sz w:val="17"/>
               </w:rPr>
-              <w:t>Accounts Receivable</w:t>
+              <w:t>Accounts Payable</w:t>
             </w:r>
           </w:p>
         </w:tc>
@@ -10696,7 +10786,7 @@
                 <w:color w:val="1B5E8C"/>
                 <w:sz w:val="16"/>
               </w:rPr>
-              <w:t>06_period-analysis.png</w:t>
+              <w:t>06_accounts-receivable.png</w:t>
             </w:r>
           </w:p>
         </w:tc>
@@ -10714,7 +10804,7 @@
                 <w:b w:val="0"/>
                 <w:sz w:val="17"/>
               </w:rPr>
-              <w:t>Period Analysis</w:t>
+              <w:t>Accounts Receivable</w:t>
             </w:r>
           </w:p>
         </w:tc>
@@ -10760,7 +10850,7 @@
                 <w:color w:val="1B5E8C"/>
                 <w:sz w:val="16"/>
               </w:rPr>
-              <w:t>07_bdc-products.png</w:t>
+              <w:t>07_period-analysis.png</w:t>
             </w:r>
           </w:p>
         </w:tc>
@@ -10779,7 +10869,7 @@
                 <w:b w:val="0"/>
                 <w:sz w:val="17"/>
               </w:rPr>
-              <w:t>BDC Data Products</w:t>
+              <w:t>Period Analysis</w:t>
             </w:r>
           </w:p>
         </w:tc>
@@ -10800,7 +10890,7 @@
                 <w:color w:val="1B5E8C"/>
                 <w:sz w:val="16"/>
               </w:rPr>
-              <w:t>[class*=card]</w:t>
+              <w:t>canvas</w:t>
             </w:r>
           </w:p>
         </w:tc>
@@ -10825,7 +10915,7 @@
                 <w:color w:val="1B5E8C"/>
                 <w:sz w:val="16"/>
               </w:rPr>
-              <w:t>08_analyst.png</w:t>
+              <w:t>08_lineage.png</w:t>
             </w:r>
           </w:p>
         </w:tc>
@@ -10843,7 +10933,7 @@
                 <w:b w:val="0"/>
                 <w:sz w:val="17"/>
               </w:rPr>
-              <w:t>Cortex Analyst</w:t>
+              <w:t>BDC Sources &amp; Lineage</w:t>
             </w:r>
           </w:p>
         </w:tc>
@@ -10884,7 +10974,7 @@
           <w:i w:val="0"/>
           <w:sz w:val="20"/>
         </w:rPr>
-        <w:t xml:space="preserve">The two pages that settle on </w:t>
+        <w:t xml:space="preserve">Filenames are </w:t>
       </w:r>
       <w:r>
         <w:rPr>
@@ -10894,15 +10984,15 @@
           <w:color w:val="1B5E8C"/>
           <w:sz w:val="19"/>
         </w:rPr>
-        <w:t>[class*=card]</w:t>
-      </w:r>
-      <w:r>
-        <w:rPr>
-          <w:b w:val="0"/>
-          <w:i w:val="0"/>
-          <w:sz w:val="20"/>
-        </w:rPr>
-        <w:t xml:space="preserve"> rather than </w:t>
+        <w:t>&lt;index&gt;_&lt;sidebar id&gt;.png</w:t>
+      </w:r>
+      <w:r>
+        <w:rPr>
+          <w:b w:val="0"/>
+          <w:i w:val="0"/>
+          <w:sz w:val="20"/>
+        </w:rPr>
+        <w:t xml:space="preserve">. The capture clicks every page, including the first, because the app opens on Executive Dashboard (item 2), not on item 1. The settle selectors for Ask Cortex and BDC Sources &amp; Lineage are expected rather than re-verified since the nav change — check </w:t>
       </w:r>
       <w:r>
         <w:rPr>
@@ -10912,15 +11002,15 @@
           <w:color w:val="1B5E8C"/>
           <w:sz w:val="19"/>
         </w:rPr>
-        <w:t>canvas</w:t>
-      </w:r>
-      <w:r>
-        <w:rPr>
-          <w:b w:val="0"/>
-          <w:i w:val="0"/>
-          <w:sz w:val="20"/>
-        </w:rPr>
-        <w:t xml:space="preserve"> are the two with no chart — BDC Data Products and Cortex Analyst are card layouts. A capture script waiting for a canvas on those pages waits forever, so the settle selector is per-page rather than global.</w:t>
+        <w:t>manifest.json</w:t>
+      </w:r>
+      <w:r>
+        <w:rPr>
+          <w:b w:val="0"/>
+          <w:i w:val="0"/>
+          <w:sz w:val="20"/>
+        </w:rPr>
+        <w:t>. Pages with no chart are card layouts. A capture script waiting for a canvas on those pages waits forever, so the settle selector is per-page rather than global.</w:t>
       </w:r>
     </w:p>
     <w:p>
@@ -13532,7 +13622,23 @@
                 <w:b w:val="0"/>
                 <w:sz w:val="17"/>
               </w:rPr>
-              <w:t>The app's Cortex Analyst page</w:t>
+              <w:t xml:space="preserve">The app's </w:t>
+            </w:r>
+            <w:r>
+              <w:rPr>
+                <w:rFonts w:ascii="Consolas" w:hAnsi="Consolas"/>
+                <w:b w:val="0"/>
+                <w:color w:val="1B5E8C"/>
+                <w:sz w:val="16"/>
+              </w:rPr>
+              <w:t>/api/analyst</w:t>
+            </w:r>
+            <w:r>
+              <w:rPr>
+                <w:b w:val="0"/>
+                <w:sz w:val="17"/>
+              </w:rPr>
+              <w:t xml:space="preserve"> route (no page)</w:t>
             </w:r>
           </w:p>
         </w:tc>
@@ -13742,7 +13848,25 @@
           <w:i w:val="0"/>
           <w:sz w:val="20"/>
         </w:rPr>
-        <w:t xml:space="preserve"> will not change a single answer on the app's Analyst page. This was got wrong once and is worth stating twice.</w:t>
+        <w:t xml:space="preserve"> will not change a single answer on the app's </w:t>
+      </w:r>
+      <w:r>
+        <w:rPr>
+          <w:rFonts w:ascii="Consolas" w:hAnsi="Consolas"/>
+          <w:b w:val="0"/>
+          <w:i w:val="0"/>
+          <w:color w:val="1B5E8C"/>
+          <w:sz w:val="19"/>
+        </w:rPr>
+        <w:t>/api/analyst</w:t>
+      </w:r>
+      <w:r>
+        <w:rPr>
+          <w:b w:val="0"/>
+          <w:i w:val="0"/>
+          <w:sz w:val="20"/>
+        </w:rPr>
+        <w:t xml:space="preserve"> route. This was got wrong once and is worth stating twice.</w:t>
       </w:r>
     </w:p>
     <w:p>
@@ -14276,7 +14400,7 @@
           <w:i w:val="0"/>
           <w:sz w:val="20"/>
         </w:rPr>
-        <w:t>BDC Data Products</w:t>
+        <w:t>BDC Sources &amp; Lineage</w:t>
       </w:r>
       <w:r>
         <w:rPr>
@@ -14292,7 +14416,7 @@
           <w:i w:val="0"/>
           <w:sz w:val="20"/>
         </w:rPr>
-        <w:t>Cortex Analyst</w:t>
+        <w:t>Ask Cortex</w:t>
       </w:r>
       <w:r>
         <w:rPr>
@@ -15367,7 +15491,7 @@
                 <w:b w:val="0"/>
                 <w:sz w:val="17"/>
               </w:rPr>
-              <w:t>Screenshot capture hangs on BDC Data Products or Cortex Analyst</w:t>
+              <w:t>Screenshot capture hangs on BDC Sources &amp; Lineage or Ask Cortex</w:t>
             </w:r>
           </w:p>
         </w:tc>
@@ -19064,7 +19188,7 @@
           <w:i w:val="0"/>
           <w:sz w:val="20"/>
         </w:rPr>
-        <w:t>This was a deliberate choice and it demonstrates the zero-copy claim in the most direct way available: a third of the application's queries execute against the provider's storage, with no copy anywhere in the path. Page 8, BDC Data Products, exists to make that visible.</w:t>
+        <w:t>This was a deliberate choice and it demonstrates the zero-copy claim in the most direct way available: a third of the application's queries execute against the provider's storage, with no copy anywhere in the path. Page 9, BDC Sources &amp; Lineage, exists to make that visible.</w:t>
       </w:r>
     </w:p>
     <w:p>
@@ -19858,7 +19982,25 @@
           <w:i w:val="0"/>
           <w:sz w:val="20"/>
         </w:rPr>
-        <w:t xml:space="preserve">The app's Analyst page reads </w:t>
+        <w:t xml:space="preserve">The app's </w:t>
+      </w:r>
+      <w:r>
+        <w:rPr>
+          <w:rFonts w:ascii="Consolas" w:hAnsi="Consolas"/>
+          <w:b w:val="0"/>
+          <w:i w:val="0"/>
+          <w:color w:val="1B5E8C"/>
+          <w:sz w:val="19"/>
+        </w:rPr>
+        <w:t>/api/analyst</w:t>
+      </w:r>
+      <w:r>
+        <w:rPr>
+          <w:b w:val="0"/>
+          <w:i w:val="0"/>
+          <w:sz w:val="20"/>
+        </w:rPr>
+        <w:t xml:space="preserve"> route reads </w:t>
       </w:r>
       <w:r>
         <w:rPr>
@@ -20555,7 +20697,7 @@
           <w:i w:val="0"/>
           <w:sz w:val="20"/>
         </w:rPr>
-        <w:t>The app has dedicated pages for Accounts Payable, General Ledger and Period Analysis. A user who sees those pages and then asks the Analyst page a question about them gets nothing useful, and the interface gives no indication why.</w:t>
+        <w:t>The app has dedicated pages for Accounts Payable, General Ledger and Period Analysis. A user who sees those pages and then asks Cortex Analyst a question about them gets nothing useful, and the interface gives no indication why.</w:t>
       </w:r>
     </w:p>
     <w:p>
@@ -25664,7 +25806,23 @@
                 <w:b w:val="0"/>
                 <w:sz w:val="17"/>
               </w:rPr>
-              <w:t>App page 9, "Cortex Analyst"</w:t>
+              <w:t xml:space="preserve">App server route </w:t>
+            </w:r>
+            <w:r>
+              <w:rPr>
+                <w:rFonts w:ascii="Consolas" w:hAnsi="Consolas"/>
+                <w:b w:val="0"/>
+                <w:color w:val="1B5E8C"/>
+                <w:sz w:val="16"/>
+              </w:rPr>
+              <w:t>/api/analyst</w:t>
+            </w:r>
+            <w:r>
+              <w:rPr>
+                <w:b w:val="0"/>
+                <w:sz w:val="17"/>
+              </w:rPr>
+              <w:t xml:space="preserve"> (no page)</w:t>
             </w:r>
           </w:p>
         </w:tc>
@@ -25917,7 +26075,25 @@
           <w:i w:val="0"/>
           <w:sz w:val="20"/>
         </w:rPr>
-        <w:t>If an answer on the app's Analyst page is wrong, the artefact to change is:</w:t>
+        <w:t xml:space="preserve">If an answer on the app's </w:t>
+      </w:r>
+      <w:r>
+        <w:rPr>
+          <w:rFonts w:ascii="Consolas" w:hAnsi="Consolas"/>
+          <w:b w:val="0"/>
+          <w:i w:val="0"/>
+          <w:color w:val="1B5E8C"/>
+          <w:sz w:val="19"/>
+        </w:rPr>
+        <w:t>/api/analyst</w:t>
+      </w:r>
+      <w:r>
+        <w:rPr>
+          <w:b w:val="0"/>
+          <w:i w:val="0"/>
+          <w:sz w:val="20"/>
+        </w:rPr>
+        <w:t xml:space="preserve"> route is wrong, the artefact to change is:</w:t>
       </w:r>
     </w:p>
     <w:tbl>
@@ -27540,7 +27716,7 @@
           <w:i w:val="0"/>
           <w:sz w:val="20"/>
         </w:rPr>
-        <w:t xml:space="preserve"> page. A user reads those nine sidebar entries as a statement of scope, then asks the Analyst page about payables — and the model has no table to land on.</w:t>
+        <w:t xml:space="preserve"> page. A user reads those nine sidebar entries as a statement of scope, then asks Cortex Analyst about payables — and the model has no table to land on.</w:t>
       </w:r>
     </w:p>
     <w:p>
@@ -28772,7 +28948,7 @@
           <w:color w:val="29B5E8"/>
           <w:sz w:val="20"/>
         </w:rPr>
-        <w:t>The Cortex Analyst page in the app</w:t>
+        <w:t>The Cortex Analyst page in the app (removed)</w:t>
       </w:r>
     </w:p>
     <w:p>
@@ -28785,7 +28961,7 @@
           <w:i w:val="0"/>
           <w:sz w:val="20"/>
         </w:rPr>
-        <w:t xml:space="preserve">Page 9 of 9. Its screenshot is </w:t>
+        <w:t xml:space="preserve">The in-app Cortex Analyst page was removed in the nav change. The server's </w:t>
       </w:r>
       <w:r>
         <w:rPr>
@@ -28795,28 +28971,15 @@
           <w:color w:val="1B5E8C"/>
           <w:sz w:val="19"/>
         </w:rPr>
-        <w:t>/tmp/finance_shots/08_analyst.png</w:t>
-      </w:r>
-      <w:r>
-        <w:rPr>
-          <w:b w:val="0"/>
-          <w:i w:val="0"/>
-          <w:sz w:val="20"/>
-        </w:rPr>
-        <w:t>.</w:t>
-      </w:r>
-    </w:p>
-    <w:p>
-      <w:pPr>
-        <w:spacing w:after="120"/>
-      </w:pPr>
-      <w:r>
-        <w:rPr>
-          <w:b w:val="0"/>
-          <w:i w:val="0"/>
-          <w:sz w:val="20"/>
-        </w:rPr>
-        <w:t xml:space="preserve">One implementation detail from the capture work that reveals something about the page: it is the only page besides BDC Data Products whose screenshot settles on </w:t>
+        <w:t>/api/analyst</w:t>
+      </w:r>
+      <w:r>
+        <w:rPr>
+          <w:b w:val="0"/>
+          <w:i w:val="0"/>
+          <w:sz w:val="20"/>
+        </w:rPr>
+        <w:t xml:space="preserve"> route and the stage model still exist, and the </w:t>
       </w:r>
       <w:r>
         <w:rPr>
@@ -28826,15 +28989,31 @@
           <w:color w:val="1B5E8C"/>
           <w:sz w:val="19"/>
         </w:rPr>
-        <w:t>[class*=card]</w:t>
-      </w:r>
-      <w:r>
-        <w:rPr>
-          <w:b w:val="0"/>
-          <w:i w:val="0"/>
-          <w:sz w:val="20"/>
-        </w:rPr>
-        <w:t xml:space="preserve"> rather than </w:t>
+        <w:t>SAP_FINANCE_360_AGENT</w:t>
+      </w:r>
+      <w:r>
+        <w:rPr>
+          <w:b w:val="0"/>
+          <w:i w:val="0"/>
+          <w:sz w:val="20"/>
+        </w:rPr>
+        <w:t xml:space="preserve"> is still available in Snowflake Intelligence. In the app, natural-language questions now go through </w:t>
+      </w:r>
+      <w:r>
+        <w:rPr>
+          <w:b/>
+          <w:i w:val="0"/>
+          <w:sz w:val="20"/>
+        </w:rPr>
+        <w:t>Ask Cortex</w:t>
+      </w:r>
+      <w:r>
+        <w:rPr>
+          <w:b w:val="0"/>
+          <w:i w:val="0"/>
+          <w:sz w:val="20"/>
+        </w:rPr>
+        <w:t xml:space="preserve"> (page 1 of 9, screenshot </w:t>
       </w:r>
       <w:r>
         <w:rPr>
@@ -28844,15 +29023,15 @@
           <w:color w:val="1B5E8C"/>
           <w:sz w:val="19"/>
         </w:rPr>
-        <w:t>canvas</w:t>
-      </w:r>
-      <w:r>
-        <w:rPr>
-          <w:b w:val="0"/>
-          <w:i w:val="0"/>
-          <w:sz w:val="20"/>
-        </w:rPr>
-        <w:t>. Both are card layouts with no chart. The Analyst page renders results as text and tables, not as visualisations, so a capture script waiting for a canvas on it waits forever.</w:t>
+        <w:t>/tmp/finance_shots/00_ask-cortex.png</w:t>
+      </w:r>
+      <w:r>
+        <w:rPr>
+          <w:b w:val="0"/>
+          <w:i w:val="0"/>
+          <w:sz w:val="20"/>
+        </w:rPr>
+        <w:t>).</w:t>
       </w:r>
     </w:p>
     <w:p>
@@ -28880,7 +29059,7 @@
           <w:color w:val="29B5E8"/>
           <w:sz w:val="20"/>
         </w:rPr>
-        <w:t>Honest summary for a customer conversation</w:t>
+        <w:t>Ask Cortex (page analysis)</w:t>
       </w:r>
     </w:p>
     <w:p>
@@ -28889,15 +29068,195 @@
       </w:pPr>
       <w:r>
         <w:rPr>
-          <w:b w:val="0"/>
-          <w:i w:val="0"/>
-          <w:sz w:val="20"/>
-        </w:rPr>
-        <w:t>What to claim:</w:t>
+          <w:b/>
+          <w:i w:val="0"/>
+          <w:sz w:val="20"/>
+        </w:rPr>
+        <w:t>Ask Cortex</w:t>
+      </w:r>
+      <w:r>
+        <w:rPr>
+          <w:b w:val="0"/>
+          <w:i w:val="0"/>
+          <w:sz w:val="20"/>
+        </w:rPr>
+        <w:t xml:space="preserve"> is the first sidebar item (the app opens on Executive Dashboard, item 2), and each data page has an "Ask Cortex about &lt;page&gt;" button with two suggested questions. The server (</w:t>
+      </w:r>
+      <w:r>
+        <w:rPr>
+          <w:rFonts w:ascii="Consolas" w:hAnsi="Consolas"/>
+          <w:b w:val="0"/>
+          <w:i w:val="0"/>
+          <w:color w:val="1B5E8C"/>
+          <w:sz w:val="19"/>
+        </w:rPr>
+        <w:t>routes/askCortex.ts</w:t>
+      </w:r>
+      <w:r>
+        <w:rPr>
+          <w:b w:val="0"/>
+          <w:i w:val="0"/>
+          <w:sz w:val="20"/>
+        </w:rPr>
+        <w:t xml:space="preserve">) runs a fixed set of SQL "facts" for that page over the same tables the page uses (all company codes and years, sidebar filters not applied), then calls </w:t>
+      </w:r>
+      <w:r>
+        <w:rPr>
+          <w:rFonts w:ascii="Consolas" w:hAnsi="Consolas"/>
+          <w:b w:val="0"/>
+          <w:i w:val="0"/>
+          <w:color w:val="1B5E8C"/>
+          <w:sz w:val="19"/>
+        </w:rPr>
+        <w:t>AI_COMPLETE</w:t>
+      </w:r>
+      <w:r>
+        <w:rPr>
+          <w:b w:val="0"/>
+          <w:i w:val="0"/>
+          <w:sz w:val="20"/>
+        </w:rPr>
+        <w:t xml:space="preserve"> (default </w:t>
+      </w:r>
+      <w:r>
+        <w:rPr>
+          <w:rFonts w:ascii="Consolas" w:hAnsi="Consolas"/>
+          <w:b w:val="0"/>
+          <w:i w:val="0"/>
+          <w:color w:val="1B5E8C"/>
+          <w:sz w:val="19"/>
+        </w:rPr>
+        <w:t>claude-sonnet-4-5</w:t>
+      </w:r>
+      <w:r>
+        <w:rPr>
+          <w:b w:val="0"/>
+          <w:i w:val="0"/>
+          <w:sz w:val="20"/>
+        </w:rPr>
+        <w:t xml:space="preserve">, </w:t>
+      </w:r>
+      <w:r>
+        <w:rPr>
+          <w:rFonts w:ascii="Consolas" w:hAnsi="Consolas"/>
+          <w:b w:val="0"/>
+          <w:i w:val="0"/>
+          <w:color w:val="1B5E8C"/>
+          <w:sz w:val="19"/>
+        </w:rPr>
+        <w:t>CORTEX_MODEL</w:t>
+      </w:r>
+      <w:r>
+        <w:rPr>
+          <w:b w:val="0"/>
+          <w:i w:val="0"/>
+          <w:sz w:val="20"/>
+        </w:rPr>
+        <w:t xml:space="preserve"> overrides) with an instruction to cite only those facts. The call runs as a background job: </w:t>
+      </w:r>
+      <w:r>
+        <w:rPr>
+          <w:rFonts w:ascii="Consolas" w:hAnsi="Consolas"/>
+          <w:b w:val="0"/>
+          <w:i w:val="0"/>
+          <w:color w:val="1B5E8C"/>
+          <w:sz w:val="19"/>
+        </w:rPr>
+        <w:t>POST /api/ask-cortex</w:t>
+      </w:r>
+      <w:r>
+        <w:rPr>
+          <w:b w:val="0"/>
+          <w:i w:val="0"/>
+          <w:sz w:val="20"/>
+        </w:rPr>
+        <w:t xml:space="preserve"> returns an id and the client polls </w:t>
+      </w:r>
+      <w:r>
+        <w:rPr>
+          <w:rFonts w:ascii="Consolas" w:hAnsi="Consolas"/>
+          <w:b w:val="0"/>
+          <w:i w:val="0"/>
+          <w:color w:val="1B5E8C"/>
+          <w:sz w:val="19"/>
+        </w:rPr>
+        <w:t>GET /api/ask-cortex/:id</w:t>
+      </w:r>
+      <w:r>
+        <w:rPr>
+          <w:b w:val="0"/>
+          <w:i w:val="0"/>
+          <w:sz w:val="20"/>
+        </w:rPr>
+        <w:t xml:space="preserve"> every 2 s. Amounts are in transaction currency and are not converted. In the Native App the facts read </w:t>
+      </w:r>
+      <w:r>
+        <w:rPr>
+          <w:rFonts w:ascii="Consolas" w:hAnsi="Consolas"/>
+          <w:b w:val="0"/>
+          <w:i w:val="0"/>
+          <w:color w:val="1B5E8C"/>
+          <w:sz w:val="19"/>
+        </w:rPr>
+        <w:t>APP_DATA.*</w:t>
+      </w:r>
+      <w:r>
+        <w:rPr>
+          <w:b w:val="0"/>
+          <w:i w:val="0"/>
+          <w:sz w:val="20"/>
+        </w:rPr>
+        <w:t xml:space="preserve">; </w:t>
+      </w:r>
+      <w:r>
+        <w:rPr>
+          <w:rFonts w:ascii="Consolas" w:hAnsi="Consolas"/>
+          <w:b w:val="0"/>
+          <w:i w:val="0"/>
+          <w:color w:val="1B5E8C"/>
+          <w:sz w:val="19"/>
+        </w:rPr>
+        <w:t>CALL &lt;app&gt;.CORE.CORTEX_SELFTEST()</w:t>
+      </w:r>
+      <w:r>
+        <w:rPr>
+          <w:b w:val="0"/>
+          <w:i w:val="0"/>
+          <w:sz w:val="20"/>
+        </w:rPr>
+        <w:t xml:space="preserve"> confirms Cortex is reachable. The public build shows answers baked at export time.</w:t>
       </w:r>
     </w:p>
     <w:p>
       <w:pPr>
+        <w:keepNext/>
+        <w:spacing w:before="160" w:after="40"/>
+        <w:outlineLvl w:val="2"/>
+      </w:pPr>
+      <w:r>
+        <w:rPr>
+          <w:b/>
+          <w:color w:val="29B5E8"/>
+          <w:sz w:val="20"/>
+        </w:rPr>
+        <w:t>Honest summary for a customer conversation</w:t>
+      </w:r>
+    </w:p>
+    <w:p>
+      <w:pPr>
+        <w:spacing w:after="120"/>
+      </w:pPr>
+      <w:r>
+        <w:rPr>
+          <w:b w:val="0"/>
+          <w:i w:val="0"/>
+          <w:sz w:val="20"/>
+        </w:rPr>
+        <w:t>What to claim:</w:t>
+      </w:r>
+    </w:p>
+    <w:p>
+      <w:pPr>
         <w:pStyle w:val="ListBullet"/>
         <w:spacing w:after="40"/>
       </w:pPr>
@@ -28997,7 +29356,23 @@
           <w:b w:val="0"/>
           <w:sz w:val="20"/>
         </w:rPr>
-        <w:t>The app's Analyst page and the Intelligence agent read different artefacts and may differ.</w:t>
+        <w:t xml:space="preserve">The app's </w:t>
+      </w:r>
+      <w:r>
+        <w:rPr>
+          <w:rFonts w:ascii="Consolas" w:hAnsi="Consolas"/>
+          <w:b w:val="0"/>
+          <w:color w:val="1B5E8C"/>
+          <w:sz w:val="19"/>
+        </w:rPr>
+        <w:t>/api/analyst</w:t>
+      </w:r>
+      <w:r>
+        <w:rPr>
+          <w:b w:val="0"/>
+          <w:sz w:val="20"/>
+        </w:rPr>
+        <w:t xml:space="preserve"> route and the Intelligence agent read different artefacts and may differ.</w:t>
       </w:r>
     </w:p>
     <w:p>
@@ -31129,15 +31504,33 @@
           <w:i w:val="0"/>
           <w:sz w:val="20"/>
         </w:rPr>
-        <w:t>The React app's Cortex Analyst page reads this file.</w:t>
-      </w:r>
-      <w:r>
-        <w:rPr>
-          <w:b w:val="0"/>
-          <w:i w:val="0"/>
-          <w:sz w:val="20"/>
-        </w:rPr>
-        <w:t xml:space="preserve"> It does not read either semantic view.</w:t>
+        <w:t xml:space="preserve">The React app's </w:t>
+      </w:r>
+      <w:r>
+        <w:rPr>
+          <w:rFonts w:ascii="Consolas" w:hAnsi="Consolas"/>
+          <w:b/>
+          <w:i w:val="0"/>
+          <w:color w:val="1B5E8C"/>
+          <w:sz w:val="19"/>
+        </w:rPr>
+        <w:t>/api/analyst</w:t>
+      </w:r>
+      <w:r>
+        <w:rPr>
+          <w:b/>
+          <w:i w:val="0"/>
+          <w:sz w:val="20"/>
+        </w:rPr>
+        <w:t xml:space="preserve"> server route reads this file</w:t>
+      </w:r>
+      <w:r>
+        <w:rPr>
+          <w:b w:val="0"/>
+          <w:i w:val="0"/>
+          <w:sz w:val="20"/>
+        </w:rPr>
+        <w:t xml:space="preserve"> (no in-app page since the nav change; Ask Cortex does not use it). It does not read either semantic view.</w:t>
       </w:r>
     </w:p>
     <w:p>
@@ -32141,7 +32534,23 @@
                 <w:b w:val="0"/>
                 <w:sz w:val="17"/>
               </w:rPr>
-              <w:t>App Analyst page gives a bad answer</w:t>
+              <w:t xml:space="preserve">App </w:t>
+            </w:r>
+            <w:r>
+              <w:rPr>
+                <w:rFonts w:ascii="Consolas" w:hAnsi="Consolas"/>
+                <w:b w:val="0"/>
+                <w:color w:val="1B5E8C"/>
+                <w:sz w:val="16"/>
+              </w:rPr>
+              <w:t>/api/analyst</w:t>
+            </w:r>
+            <w:r>
+              <w:rPr>
+                <w:b w:val="0"/>
+                <w:sz w:val="17"/>
+              </w:rPr>
+              <w:t xml:space="preserve"> route gives a bad answer</w:t>
             </w:r>
           </w:p>
         </w:tc>
@@ -32183,7 +32592,23 @@
                 <w:b w:val="0"/>
                 <w:sz w:val="17"/>
               </w:rPr>
-              <w:t>App Analyst page cannot answer at all</w:t>
+              <w:t xml:space="preserve">App </w:t>
+            </w:r>
+            <w:r>
+              <w:rPr>
+                <w:rFonts w:ascii="Consolas" w:hAnsi="Consolas"/>
+                <w:b w:val="0"/>
+                <w:color w:val="1B5E8C"/>
+                <w:sz w:val="16"/>
+              </w:rPr>
+              <w:t>/api/analyst</w:t>
+            </w:r>
+            <w:r>
+              <w:rPr>
+                <w:b w:val="0"/>
+                <w:sz w:val="17"/>
+              </w:rPr>
+              <w:t xml:space="preserve"> route cannot answer at all</w:t>
             </w:r>
           </w:p>
         </w:tc>
